--- a/demo/后端/samples/副文档-实施计划.docx
+++ b/demo/后端/samples/副文档-实施计划.docx
@@ -7,7 +7,7 @@
         <w:pStyle w:val="Heading1"/>
       </w:pPr>
       <w:r>
-        <w:t>实施计划</w:t>
+        <w:t>现场实施计划</w:t>
       </w:r>
     </w:p>
     <w:p>
@@ -20,7 +20,7 @@
         <w:pStyle w:val="Heading2"/>
       </w:pPr>
       <w:r>
-        <w:t>阶段划分</w:t>
+        <w:t>进度安排</w:t>
       </w:r>
     </w:p>
     <w:p>
@@ -28,7 +28,7 @@
         <w:pStyle w:val="ListNumber"/>
       </w:pPr>
       <w:r>
-        <w:t>第 1 周：环境准备、账号与权限梳理。</w:t>
+        <w:t>第 1 周：收集设备清单、图纸和运行记录。</w:t>
       </w:r>
     </w:p>
     <w:p>
@@ -36,7 +36,7 @@
         <w:pStyle w:val="ListNumber"/>
       </w:pPr>
       <w:r>
-        <w:t>第 2-3 周：主数据接入与知识库初始化。</w:t>
+        <w:t>第 2 周：确认停电窗口、检测人员和仪器。</w:t>
       </w:r>
     </w:p>
     <w:p>
@@ -44,7 +44,7 @@
         <w:pStyle w:val="ListNumber"/>
       </w:pPr>
       <w:r>
-        <w:t>第 4 周：试点团队培训与流程试运行。</w:t>
+        <w:t>第 3 周：完成现场检测与原始数据记录。</w:t>
       </w:r>
     </w:p>
     <w:p>
@@ -52,7 +52,7 @@
         <w:pStyle w:val="ListNumber"/>
       </w:pPr>
       <w:r>
-        <w:t>第 5 周：验收、问题收敛与正式上线。</w:t>
+        <w:t>第 4 周：复核异常项并提交正式报告。</w:t>
       </w:r>
     </w:p>
     <w:tbl>
@@ -98,7 +98,7 @@
                 <w:color w:val="FFFFFF"/>
                 <w:sz w:val="18"/>
               </w:rPr>
-              <w:t>关键交付物</w:t>
+              <w:t>主要工作</w:t>
             </w:r>
           </w:p>
         </w:tc>
@@ -147,7 +147,7 @@
                 <w:b w:val="0"/>
                 <w:sz w:val="18"/>
               </w:rPr>
-              <w:t>环境清单、权限矩阵</w:t>
+              <w:t>设备清单、检测方案、仪器校准</w:t>
             </w:r>
           </w:p>
         </w:tc>
@@ -162,7 +162,7 @@
                 <w:b w:val="0"/>
                 <w:sz w:val="18"/>
               </w:rPr>
-              <w:t>平台组</w:t>
+              <w:t>项目组</w:t>
             </w:r>
           </w:p>
         </w:tc>
@@ -179,7 +179,7 @@
                 <w:b w:val="0"/>
                 <w:sz w:val="18"/>
               </w:rPr>
-              <w:t>接入</w:t>
+              <w:t>现场</w:t>
             </w:r>
           </w:p>
         </w:tc>
@@ -194,7 +194,7 @@
                 <w:b w:val="0"/>
                 <w:sz w:val="18"/>
               </w:rPr>
-              <w:t>数据源清单、知识库索引</w:t>
+              <w:t>参数测量、状态记录、异常拍照</w:t>
             </w:r>
           </w:p>
         </w:tc>
@@ -209,7 +209,7 @@
                 <w:b w:val="0"/>
                 <w:sz w:val="18"/>
               </w:rPr>
-              <w:t>数据组</w:t>
+              <w:t>检测组</w:t>
             </w:r>
           </w:p>
         </w:tc>
@@ -226,7 +226,7 @@
                 <w:b w:val="0"/>
                 <w:sz w:val="18"/>
               </w:rPr>
-              <w:t>试点</w:t>
+              <w:t>复核</w:t>
             </w:r>
           </w:p>
         </w:tc>
@@ -241,7 +241,7 @@
                 <w:b w:val="0"/>
                 <w:sz w:val="18"/>
               </w:rPr>
-              <w:t>试运行报告、问题清单</w:t>
+              <w:t>数据校核、异常项确认</w:t>
             </w:r>
           </w:p>
         </w:tc>
@@ -256,7 +256,7 @@
                 <w:b w:val="0"/>
                 <w:sz w:val="18"/>
               </w:rPr>
-              <w:t>业务组</w:t>
+              <w:t>技术组</w:t>
             </w:r>
           </w:p>
         </w:tc>
@@ -273,7 +273,7 @@
                 <w:b w:val="0"/>
                 <w:sz w:val="18"/>
               </w:rPr>
-              <w:t>上线</w:t>
+              <w:t>交付</w:t>
             </w:r>
           </w:p>
         </w:tc>
@@ -288,7 +288,7 @@
                 <w:b w:val="0"/>
                 <w:sz w:val="18"/>
               </w:rPr>
-              <w:t>验收报告、运维手册</w:t>
+              <w:t>检测报告、原始记录归档</w:t>
             </w:r>
           </w:p>
         </w:tc>
@@ -315,7 +315,7 @@
         <w:pStyle w:val="Heading2"/>
       </w:pPr>
       <w:r>
-        <w:t>风险与应对</w:t>
+        <w:t>现场注意事项</w:t>
       </w:r>
     </w:p>
     <w:p>
@@ -323,7 +323,7 @@
         <w:pStyle w:val="ListBullet"/>
       </w:pPr>
       <w:r>
-        <w:t>历史文档格式不统一：先做抽样清洗，再批量导入。</w:t>
+        <w:t>检测前确认设备停运或切换至安全状态。</w:t>
       </w:r>
     </w:p>
     <w:p>
@@ -331,7 +331,7 @@
         <w:pStyle w:val="ListBullet"/>
       </w:pPr>
       <w:r>
-        <w:t>权限边界不清：上线前完成角色矩阵评审。</w:t>
+        <w:t>进入现场须佩戴防护用品并遵守作业许可。</w:t>
       </w:r>
     </w:p>
     <w:p>
@@ -339,7 +339,7 @@
         <w:pStyle w:val="ListBullet"/>
       </w:pPr>
       <w:r>
-        <w:t>试点反馈集中：预留一周缓冲期处理问题。</w:t>
+        <w:t>原始记录不得涂改，异常数据需双人确认。</w:t>
       </w:r>
     </w:p>
     <w:p>
@@ -792,7 +792,7 @@
       <w:rFonts w:asciiTheme="majorHAnsi" w:eastAsiaTheme="majorEastAsia" w:hAnsiTheme="majorHAnsi" w:cstheme="majorBidi" w:ascii="微软雅黑" w:hAnsi="微软雅黑" w:eastAsia="微软雅黑"/>
       <w:b/>
       <w:bCs/>
-      <w:color w:val="1C46AD"/>
+      <w:color w:val="17466F"/>
       <w:sz w:val="28"/>
       <w:szCs w:val="28"/>
     </w:rPr>
@@ -816,7 +816,7 @@
       <w:rFonts w:asciiTheme="majorHAnsi" w:eastAsiaTheme="majorEastAsia" w:hAnsiTheme="majorHAnsi" w:cstheme="majorBidi" w:ascii="微软雅黑" w:hAnsi="微软雅黑" w:eastAsia="微软雅黑"/>
       <w:b/>
       <w:bCs/>
-      <w:color w:val="1C46AD"/>
+      <w:color w:val="17466F"/>
       <w:sz w:val="26"/>
       <w:szCs w:val="26"/>
     </w:rPr>
@@ -840,7 +840,7 @@
       <w:rFonts w:asciiTheme="majorHAnsi" w:eastAsiaTheme="majorEastAsia" w:hAnsiTheme="majorHAnsi" w:cstheme="majorBidi" w:ascii="微软雅黑" w:hAnsi="微软雅黑" w:eastAsia="微软雅黑"/>
       <w:b/>
       <w:bCs/>
-      <w:color w:val="1C46AD"/>
+      <w:color w:val="17466F"/>
     </w:rPr>
   </w:style>
   <w:style w:type="paragraph" w:styleId="Heading4">
@@ -1079,7 +1079,7 @@
     </w:pPr>
     <w:rPr>
       <w:rFonts w:asciiTheme="majorHAnsi" w:eastAsiaTheme="majorEastAsia" w:hAnsiTheme="majorHAnsi" w:cstheme="majorBidi" w:ascii="微软雅黑" w:hAnsi="微软雅黑" w:eastAsia="微软雅黑"/>
-      <w:color w:val="2457D8"/>
+      <w:color w:val="1F5B99"/>
       <w:spacing w:val="5"/>
       <w:kern w:val="28"/>
       <w:sz w:val="52"/>
